--- a/course_development/active_inference_family/04_screens_toys_tools/07_communication/output/lecture-content/07_communication-module.docx
+++ b/course_development/active_inference_family/04_screens_toys_tools/07_communication/output/lecture-content/07_communication-module.docx
@@ -4,7 +4,7 @@
   <w:body>
     <w:p>
       <w:r>
-        <w:t>Module 07: Communication in Family</w:t>
+        <w:t>Module 07: Communication — Social Media and Sharing</w:t>
       </w:r>
     </w:p>
     <w:p>
@@ -14,12 +14,22 @@
     </w:p>
     <w:p>
       <w:r>
-        <w:t>Define Communication within the context of Family.  Analyze how Communication interacts with other components of the Active Inference framework.  Apply specific constraints of Family to the formal definition of Communication.   Introduction</w:t>
+        <w:t>Understand that Communication combines Words, Pictures, and Emojis.  Learn about Digital Footprints (What you share stays forever).  Know that Kindness matters online just as much as offline.   Introduction: The Digital Billboard</w:t>
       </w:r>
     </w:p>
     <w:p>
       <w:r>
-        <w:t>This module explores Communication . In the Family curriculum, we approach this topic with a focus on specific applications and theoretical depth appropriate for the audience. Communication is a critical component of the 8-part Active Inference spine, bridging the gap between [Previous Topic] and [Next Topic].</w:t>
+        <w:t>Imagine if you wrote a note to your friend...</w:t>
+        <w:br/>
+        <w:t>But then you pasted it on a giant billboard.</w:t>
+        <w:br/>
+        <w:t>Everyone could see it.</w:t>
+        <w:br/>
+        <w:t>Grandma, your teacher, a stranger.</w:t>
+        <w:br/>
+        <w:t>That is Social Media .</w:t>
+        <w:br/>
+        <w:t>When you post, you are shouting to the world.</w:t>
       </w:r>
     </w:p>
     <w:p>
@@ -29,56 +39,104 @@
     </w:p>
     <w:p>
       <w:r>
-        <w:t>1. Communication as a Markov Blanket Boundary</w:t>
+        <w:t>1. The Post (Broadcasting)</w:t>
       </w:r>
     </w:p>
     <w:p>
       <w:r>
-        <w:t>How does Communication define the boundary between the agent and the environment?</w:t>
+        <w:t>In real life, we whisper or talk.</w:t>
+        <w:br/>
+        <w:t>Online, we "Post."</w:t>
+        <w:br/>
+        <w:t>A Post travels instantly to thousands of screens.</w:t>
+        <w:br/>
+        <w:t>Think before you post: "Is this true? Is this helpful? Is this kind?"</w:t>
       </w:r>
     </w:p>
     <w:p>
       <w:r>
-        <w:t>2. Generative Models of Communication</w:t>
+        <w:t>2. The Feedback (Likes and Comments)</w:t>
       </w:r>
     </w:p>
     <w:p>
       <w:r>
-        <w:t>What parameters involved in Communication must be optimized to minimize variational free energy?</w:t>
+        <w:t>Why do we like getting "Likes"?</w:t>
+        <w:br/>
+        <w:t>It gives our brain a happy chemical (Dopamine).</w:t>
+        <w:br/>
+        <w:t>But don't let Likes control you.</w:t>
+        <w:br/>
+        <w:t>You are awesome even if you get zero likes.</w:t>
       </w:r>
     </w:p>
     <w:p>
       <w:r>
-        <w:t>3. Active Inference Dynamics</w:t>
+        <w:t>3. Cyberbullying (The Mean Screen)</w:t>
       </w:r>
     </w:p>
     <w:p>
       <w:r>
-        <w:t>How does the process of Communication drive the perception-action loop?</w:t>
+        <w:t>It is easy to be mean when you can't see someone's face.</w:t>
+        <w:br/>
+        <w:t>But words on a screen still hurt.</w:t>
+        <w:br/>
+        <w:t>Rule: If you wouldn't say it to their face, don't type it.</w:t>
       </w:r>
     </w:p>
     <w:p>
       <w:r>
-        <w:t>Applications</w:t>
+        <w:t>Activities</w:t>
       </w:r>
     </w:p>
     <w:p>
       <w:r>
-        <w:t>In Family, we see Communication manifest in:</w:t>
-        <w:br/>
-        <w:t>* Specific Example 1 : [Add domain-specific example here]</w:t>
-        <w:br/>
-        <w:t>* Specific Example 2 : [Add domain-specific example here]</w:t>
+        <w:t>Activity 1: The Emoji Decoder</w:t>
       </w:r>
     </w:p>
     <w:p>
       <w:r>
-        <w:t>Conclusion</w:t>
+        <w:t>Write a sentence using ONLY emojis.</w:t>
+        <w:br/>
+        <w:t>😀 🍔 ➡️ 😴</w:t>
+        <w:br/>
+        <w:t>(I ate a burger and went to sleep).</w:t>
+        <w:br/>
+        <w:t>Can your parent guess what it means?</w:t>
+        <w:br/>
+        <w:t>Emojis are a new language of emotion.</w:t>
       </w:r>
     </w:p>
     <w:p>
       <w:r>
-        <w:t>Understanding Communication allows us to better model complex adaptive systems. In the next module, we will expand on this foundation.</w:t>
+        <w:t>Activity 2: The Toothpaste Tube</w:t>
+      </w:r>
+    </w:p>
+    <w:p>
+      <w:r>
+        <w:t>Take a tube of toothpaste.</w:t>
+        <w:br/>
+        <w:t>Squeeze all of it out onto a plate.</w:t>
+        <w:br/>
+        <w:t>Now... try to put it back in.</w:t>
+        <w:br/>
+        <w:t>You can't.</w:t>
+        <w:br/>
+        <w:t>That is like a Post. Once it is out, you can't take it back.</w:t>
+      </w:r>
+    </w:p>
+    <w:p>
+      <w:r>
+        <w:t>Summary</w:t>
+      </w:r>
+    </w:p>
+    <w:p>
+      <w:r>
+        <w:t>The Internet is a powerful microphone. Use your voice to spread kindness, not meanness.</w:t>
+      </w:r>
+    </w:p>
+    <w:p>
+      <w:r>
+        <w:t>References</w:t>
       </w:r>
     </w:p>
     <w:sectPr>
